--- a/fine_tuning/text_evaluation_metrics/2026.08.26_metrics_report.docx
+++ b/fine_tuning/text_evaluation_metrics/2026.08.26_metrics_report.docx
@@ -2,6 +2,27 @@
 <file path=word/document.xml><?xml version="1.0" encoding="utf-8"?>
 <w:document xmlns:wpc="http://schemas.microsoft.com/office/word/2010/wordprocessingCanvas" xmlns:cx="http://schemas.microsoft.com/office/drawing/2014/chartex" xmlns:cx1="http://schemas.microsoft.com/office/drawing/2015/9/8/chartex" xmlns:cx2="http://schemas.microsoft.com/office/drawing/2015/10/21/chartex" xmlns:cx3="http://schemas.microsoft.com/office/drawing/2016/5/9/chartex" xmlns:cx4="http://schemas.microsoft.com/office/drawing/2016/5/10/chartex" xmlns:cx5="http://schemas.microsoft.com/office/drawing/2016/5/11/chartex" xmlns:cx6="http://schemas.microsoft.com/office/drawing/2016/5/12/chartex" xmlns:cx7="http://schemas.microsoft.com/office/drawing/2016/5/13/chartex" xmlns:cx8="http://schemas.microsoft.com/office/drawing/2016/5/14/chartex" xmlns:mc="http://schemas.openxmlformats.org/markup-compatibility/2006" xmlns:aink="http://schemas.microsoft.com/office/drawing/2016/ink" xmlns:am3d="http://schemas.microsoft.com/office/drawing/2017/model3d" xmlns:o="urn:schemas-microsoft-com:office:office" xmlns:r="http://schemas.openxmlformats.org/officeDocument/2006/relationships" xmlns:m="http://schemas.openxmlformats.org/officeDocument/2006/math" xmlns:v="urn:schemas-microsoft-com:vml" xmlns:wp14="http://schemas.microsoft.com/office/word/2010/wordprocessingDrawing" xmlns:wp="http://schemas.openxmlformats.org/drawingml/2006/wordprocessingDrawing" xmlns:w10="urn:schemas-microsoft-com:office:word" xmlns:w="http://schemas.openxmlformats.org/wordprocessingml/2006/main" xmlns:w14="http://schemas.microsoft.com/office/word/2010/wordml" xmlns:w15="http://schemas.microsoft.com/office/word/2012/wordml" xmlns:w16cex="http://schemas.microsoft.com/office/word/2018/wordml/cex" xmlns:w16cid="http://schemas.microsoft.com/office/word/2016/wordml/cid" xmlns:w16="http://schemas.microsoft.com/office/word/2018/wordml" xmlns:w16sdtdh="http://schemas.microsoft.com/office/word/2020/wordml/sdtdatahash" xmlns:w16se="http://schemas.microsoft.com/office/word/2015/wordml/symex" xmlns:wpg="http://schemas.microsoft.com/office/word/2010/wordprocessingGroup" xmlns:wpi="http://schemas.microsoft.com/office/word/2010/wordprocessingInk" xmlns:wne="http://schemas.microsoft.com/office/word/2006/wordml" xmlns:wps="http://schemas.microsoft.com/office/word/2010/wordprocessingShape" mc:Ignorable="w14 w15 w16se w16cid w16 w16cex w16sdtdh wp14">
   <w:body>
+    <w:p>
+      <w:pPr>
+        <w:pStyle w:val="Title"/>
+      </w:pPr>
+      <w:r>
+        <w:t>Task</w:t>
+      </w:r>
+      <w:r>
+        <w:t> </w:t>
+      </w:r>
+      <w:r>
+        <w:t>3</w:t>
+      </w:r>
+      <w:r>
+        <w:t xml:space="preserve">. Image Analysis Q12 </w:t>
+      </w:r>
+      <w:r>
+        <w:t>Report</w:t>
+      </w:r>
+    </w:p>
+    <w:p/>
     <w:sdt>
       <w:sdtPr>
         <w:rPr>
@@ -53,7 +74,7 @@
           <w:r>
             <w:fldChar w:fldCharType="separate"/>
           </w:r>
-          <w:hyperlink w:anchor="_Toc238651175" w:history="1">
+          <w:hyperlink w:anchor="_Toc238661649" w:history="1">
             <w:r>
               <w:rPr>
                 <w:rStyle w:val="Hyperlink"/>
@@ -80,7 +101,7 @@
                 <w:noProof/>
                 <w:webHidden/>
               </w:rPr>
-              <w:instrText xml:space="preserve"> PAGEREF _Toc238651175 \h </w:instrText>
+              <w:instrText xml:space="preserve"> PAGEREF _Toc238661649 \h </w:instrText>
             </w:r>
             <w:r>
               <w:rPr>
@@ -124,7 +145,7 @@
               <w:lang w:val="ru-RU"/>
             </w:rPr>
           </w:pPr>
-          <w:hyperlink w:anchor="_Toc238651176" w:history="1">
+          <w:hyperlink w:anchor="_Toc238661650" w:history="1">
             <w:r>
               <w:rPr>
                 <w:rStyle w:val="Hyperlink"/>
@@ -151,7 +172,7 @@
                 <w:noProof/>
                 <w:webHidden/>
               </w:rPr>
-              <w:instrText xml:space="preserve"> PAGEREF _Toc238651176 \h </w:instrText>
+              <w:instrText xml:space="preserve"> PAGEREF _Toc238661650 \h </w:instrText>
             </w:r>
             <w:r>
               <w:rPr>
@@ -195,7 +216,7 @@
               <w:lang w:val="ru-RU"/>
             </w:rPr>
           </w:pPr>
-          <w:hyperlink w:anchor="_Toc238651177" w:history="1">
+          <w:hyperlink w:anchor="_Toc238661651" w:history="1">
             <w:r>
               <w:rPr>
                 <w:rStyle w:val="Hyperlink"/>
@@ -222,7 +243,7 @@
                 <w:noProof/>
                 <w:webHidden/>
               </w:rPr>
-              <w:instrText xml:space="preserve"> PAGEREF _Toc238651177 \h </w:instrText>
+              <w:instrText xml:space="preserve"> PAGEREF _Toc238661651 \h </w:instrText>
             </w:r>
             <w:r>
               <w:rPr>
@@ -266,7 +287,7 @@
               <w:lang w:val="ru-RU"/>
             </w:rPr>
           </w:pPr>
-          <w:hyperlink w:anchor="_Toc238651178" w:history="1">
+          <w:hyperlink w:anchor="_Toc238661652" w:history="1">
             <w:r>
               <w:rPr>
                 <w:rStyle w:val="Hyperlink"/>
@@ -293,7 +314,7 @@
                 <w:noProof/>
                 <w:webHidden/>
               </w:rPr>
-              <w:instrText xml:space="preserve"> PAGEREF _Toc238651178 \h </w:instrText>
+              <w:instrText xml:space="preserve"> PAGEREF _Toc238661652 \h </w:instrText>
             </w:r>
             <w:r>
               <w:rPr>
@@ -337,7 +358,7 @@
               <w:lang w:val="ru-RU"/>
             </w:rPr>
           </w:pPr>
-          <w:hyperlink w:anchor="_Toc238651179" w:history="1">
+          <w:hyperlink w:anchor="_Toc238661653" w:history="1">
             <w:r>
               <w:rPr>
                 <w:rStyle w:val="Hyperlink"/>
@@ -364,7 +385,7 @@
                 <w:noProof/>
                 <w:webHidden/>
               </w:rPr>
-              <w:instrText xml:space="preserve"> PAGEREF _Toc238651179 \h </w:instrText>
+              <w:instrText xml:space="preserve"> PAGEREF _Toc238661653 \h </w:instrText>
             </w:r>
             <w:r>
               <w:rPr>
@@ -408,7 +429,7 @@
               <w:lang w:val="ru-RU"/>
             </w:rPr>
           </w:pPr>
-          <w:hyperlink w:anchor="_Toc238651180" w:history="1">
+          <w:hyperlink w:anchor="_Toc238661654" w:history="1">
             <w:r>
               <w:rPr>
                 <w:rStyle w:val="Hyperlink"/>
@@ -435,7 +456,7 @@
                 <w:noProof/>
                 <w:webHidden/>
               </w:rPr>
-              <w:instrText xml:space="preserve"> PAGEREF _Toc238651180 \h </w:instrText>
+              <w:instrText xml:space="preserve"> PAGEREF _Toc238661654 \h </w:instrText>
             </w:r>
             <w:r>
               <w:rPr>
@@ -482,7 +503,7 @@
       <w:pPr>
         <w:pStyle w:val="Heading1"/>
       </w:pPr>
-      <w:bookmarkStart w:id="0" w:name="_Toc238651175"/>
+      <w:bookmarkStart w:id="0" w:name="_Toc238661649"/>
       <w:r>
         <w:t xml:space="preserve">Comparative Analysis of </w:t>
       </w:r>
@@ -687,7 +708,7 @@
       <w:pPr>
         <w:pStyle w:val="Heading2"/>
       </w:pPr>
-      <w:bookmarkStart w:id="3" w:name="_Toc238651176"/>
+      <w:bookmarkStart w:id="3" w:name="_Toc238661650"/>
       <w:r>
         <w:t>Metrics Description</w:t>
       </w:r>
@@ -856,6 +877,7 @@
     </w:p>
     <w:p>
       <w:r>
+        <w:lastRenderedPageBreak/>
         <w:t>We conducted our evaluation</w:t>
       </w:r>
       <w:r>
@@ -1049,7 +1071,13 @@
         <w:t xml:space="preserve">it serves </w:t>
       </w:r>
       <w:r>
-        <w:t>as an error-counting metric where lower scores indicate higher clinical report quality.</w:t>
+        <w:t xml:space="preserve">as an error-counting metric where </w:t>
+      </w:r>
+      <w:r>
+        <w:t>higher</w:t>
+      </w:r>
+      <w:r>
+        <w:t xml:space="preserve"> scores indicate higher clinical report quality.</w:t>
       </w:r>
     </w:p>
     <w:p>
@@ -1231,7 +1259,23 @@
     </w:p>
     <w:p>
       <w:r>
-        <w:t>The prefix "Bio_" denotes their reliance on specialized biomedical language models—such as BioBERT or ClinicalBERT—rather than general-domain NLP counterparts.</w:t>
+        <w:t xml:space="preserve">The prefix "Bio_" denotes their reliance on specialized biomedical language models—such as </w:t>
+      </w:r>
+      <w:proofErr w:type="spellStart"/>
+      <w:r>
+        <w:t>BioBERT</w:t>
+      </w:r>
+      <w:proofErr w:type="spellEnd"/>
+      <w:r>
+        <w:t xml:space="preserve"> or </w:t>
+      </w:r>
+      <w:proofErr w:type="spellStart"/>
+      <w:r>
+        <w:t>ClinicalBERT</w:t>
+      </w:r>
+      <w:proofErr w:type="spellEnd"/>
+      <w:r>
+        <w:t>—rather than general-domain NLP counterparts.</w:t>
       </w:r>
       <w:r>
         <w:t xml:space="preserve"> </w:t>
@@ -1249,7 +1293,15 @@
         <w:t>e text using</w:t>
       </w:r>
       <w:r>
-        <w:t xml:space="preserve"> precision (P), recall (R), balanced F1-scores, or overall sentence embedding similarity (CosSim).</w:t>
+        <w:t xml:space="preserve"> precision (P), recall (R), balanced F1-scores, or overall sentence embedding similarity (</w:t>
+      </w:r>
+      <w:proofErr w:type="spellStart"/>
+      <w:r>
+        <w:t>CosSim</w:t>
+      </w:r>
+      <w:proofErr w:type="spellEnd"/>
+      <w:r>
+        <w:t>).</w:t>
       </w:r>
     </w:p>
     <w:p>
@@ -1260,7 +1312,11 @@
         <w:t>. While</w:t>
       </w:r>
       <w:r>
-        <w:t xml:space="preserve"> they successfully capture medical semantics at the sentence level, they fundamentally lack the ability to model complex anatomical relationship graphs, explicitly detect clinical negations, or perform high-level error classification like modern LLM-as-a-judge platforms.</w:t>
+        <w:t xml:space="preserve"> they successfully capture medical semantics at the sentence level, they fundamentally lack the ability to model complex anatomical relationship graphs, explicitly detect clinical </w:t>
+      </w:r>
+      <w:r>
+        <w:lastRenderedPageBreak/>
+        <w:t>negations, or perform high-level error classification like modern LLM-as-a-judge platforms.</w:t>
       </w:r>
     </w:p>
     <w:p/>
@@ -1273,7 +1329,6 @@
           <w:i/>
           <w:iCs/>
         </w:rPr>
-        <w:lastRenderedPageBreak/>
         <w:t>M</w:t>
       </w:r>
       <w:r>
@@ -1462,7 +1517,7 @@
       <w:pPr>
         <w:pStyle w:val="Heading2"/>
       </w:pPr>
-      <w:bookmarkStart w:id="4" w:name="_Toc238651177"/>
+      <w:bookmarkStart w:id="4" w:name="_Toc238661651"/>
       <w:r>
         <w:t>Code Availability</w:t>
       </w:r>
@@ -1502,39 +1557,7 @@
             <w:sz w:val="24"/>
             <w:szCs w:val="20"/>
           </w:rPr>
-          <w:t>https://drive.g</w:t>
-        </w:r>
-        <w:r>
-          <w:rPr>
-            <w:rStyle w:val="Hyperlink"/>
-            <w:sz w:val="24"/>
-            <w:szCs w:val="20"/>
-          </w:rPr>
-          <w:t>o</w:t>
-        </w:r>
-        <w:r>
-          <w:rPr>
-            <w:rStyle w:val="Hyperlink"/>
-            <w:sz w:val="24"/>
-            <w:szCs w:val="20"/>
-          </w:rPr>
-          <w:t>ogle.com/drive/folders/1jcWfnT9Mm</w:t>
-        </w:r>
-        <w:r>
-          <w:rPr>
-            <w:rStyle w:val="Hyperlink"/>
-            <w:sz w:val="24"/>
-            <w:szCs w:val="20"/>
-          </w:rPr>
-          <w:t>r</w:t>
-        </w:r>
-        <w:r>
-          <w:rPr>
-            <w:rStyle w:val="Hyperlink"/>
-            <w:sz w:val="24"/>
-            <w:szCs w:val="20"/>
-          </w:rPr>
-          <w:t>B2j2Vt_gvnqluV0AR8aaNy/</w:t>
+          <w:t>https://drive.google.com/drive/folders/1jcWfnT9MmrB2j2Vt_gvnqluV0AR8aaNy/</w:t>
         </w:r>
       </w:hyperlink>
     </w:p>
@@ -1558,32 +1581,15 @@
             <w:sz w:val="24"/>
             <w:szCs w:val="20"/>
           </w:rPr>
-          <w:t>https://github.com/foobar167/junkyard/tree/master/fine_tuning/text_evaluation_</w:t>
-        </w:r>
-        <w:r>
-          <w:rPr>
-            <w:rStyle w:val="Hyperlink"/>
-            <w:sz w:val="24"/>
-            <w:szCs w:val="20"/>
-          </w:rPr>
-          <w:t>m</w:t>
-        </w:r>
-        <w:r>
-          <w:rPr>
-            <w:rStyle w:val="Hyperlink"/>
-            <w:sz w:val="24"/>
-            <w:szCs w:val="20"/>
-          </w:rPr>
-          <w:t>etrics</w:t>
+          <w:t>https://github.com/foobar167/junkyard/tree/master/fine_tuning/text_evaluation_metrics</w:t>
         </w:r>
       </w:hyperlink>
     </w:p>
-    <w:p/>
     <w:p>
       <w:pPr>
         <w:pStyle w:val="Heading2"/>
       </w:pPr>
-      <w:bookmarkStart w:id="5" w:name="_Toc238651178"/>
+      <w:bookmarkStart w:id="5" w:name="_Toc238661652"/>
       <w:r>
         <w:t>The results evaluation and analysis</w:t>
       </w:r>
@@ -1591,39 +1597,12 @@
     </w:p>
     <w:p>
       <w:r>
-        <w:t>The</w:t>
+        <w:t>The quantitative evaluation of the RRG architectures on the Belarusian screening test set is detailed in</w:t>
       </w:r>
       <w:r>
         <w:t xml:space="preserve"> </w:t>
       </w:r>
       <w:r>
-        <w:t>evaluation results for the</w:t>
-      </w:r>
-      <w:r>
-        <w:t xml:space="preserve"> Belarusian </w:t>
-      </w:r>
-      <w:r>
-        <w:t>s</w:t>
-      </w:r>
-      <w:r>
-        <w:t xml:space="preserve">creening </w:t>
-      </w:r>
-      <w:r>
-        <w:t>t</w:t>
-      </w:r>
-      <w:r>
-        <w:t xml:space="preserve">est </w:t>
-      </w:r>
-      <w:r>
-        <w:t>s</w:t>
-      </w:r>
-      <w:r>
-        <w:t>et</w:t>
-      </w:r>
-      <w:r>
-        <w:t xml:space="preserve"> are shown in </w:t>
-      </w:r>
-      <w:r>
         <w:t>Fig.</w:t>
       </w:r>
       <w:r>
@@ -1672,7 +1651,6 @@
         <w:t>.</w:t>
       </w:r>
     </w:p>
-    <w:p/>
     <w:p>
       <w:pPr>
         <w:ind w:firstLine="0"/>
@@ -1897,7 +1875,13 @@
     <w:p>
       <w:r>
         <w:lastRenderedPageBreak/>
-        <w:t xml:space="preserve">In </w:t>
+        <w:t>I</w:t>
+      </w:r>
+      <w:r>
+        <w:t>n</w:t>
+      </w:r>
+      <w:r>
+        <w:t xml:space="preserve"> </w:t>
       </w:r>
       <w:r>
         <w:t>Fig.</w:t>
@@ -1945,16 +1929,22 @@
         <w:fldChar w:fldCharType="end"/>
       </w:r>
       <w:r>
-        <w:t>,</w:t>
-      </w:r>
-      <w:r>
         <w:t xml:space="preserve"> </w:t>
       </w:r>
       <w:r>
-        <w:t>all values are between 0 and 1</w:t>
-      </w:r>
-      <w:r>
-        <w:t xml:space="preserve"> ([0, 1]). L</w:t>
+        <w:t xml:space="preserve">all </w:t>
+      </w:r>
+      <w:r>
+        <w:t>evaluated metric outputs are strictly bounded within the</w:t>
+      </w:r>
+      <w:r>
+        <w:t xml:space="preserve"> [0, 1]</w:t>
+      </w:r>
+      <w:r>
+        <w:t xml:space="preserve"> interval</w:t>
+      </w:r>
+      <w:r>
+        <w:t>. L</w:t>
       </w:r>
       <w:r>
         <w:t>arger values</w:t>
@@ -1975,10 +1965,7 @@
         <w:t xml:space="preserve"> </w:t>
       </w:r>
       <w:r>
-        <w:t xml:space="preserve">The </w:t>
-      </w:r>
-      <w:r>
-        <w:t>visual mapping reveals a split in dominance between two distinct architectural approaches:</w:t>
+        <w:t>The visual heat map mapping reveals a prominent split in dominance between two distinct architectural approaches:</w:t>
       </w:r>
     </w:p>
     <w:p>
@@ -1988,17 +1975,50 @@
           <w:ilvl w:val="0"/>
           <w:numId w:val="1"/>
         </w:numPr>
-        <w:ind w:left="567"/>
-      </w:pPr>
-      <w:r>
-        <w:t xml:space="preserve">Qwen 3.5 M-LLM (version 05) dominates metrics that require tight balancing and strict precision. This demonstrates its superior capability to </w:t>
+        <w:ind w:left="924" w:hanging="357"/>
+      </w:pPr>
+      <w:r>
+        <w:t>Advanced fine-tuned Qwen</w:t>
+      </w:r>
+      <w:r>
+        <w:t> </w:t>
+      </w:r>
+      <w:r>
+        <w:t>3.5 M-LLM configurations (specifically versions 05 and 06)</w:t>
+      </w:r>
+      <w:r>
+        <w:t xml:space="preserve"> dominates metrics that require tight balancing and strict precision.</w:t>
+      </w:r>
+      <w:r>
+        <w:t xml:space="preserve"> </w:t>
+      </w:r>
+      <w:r>
+        <w:t>Most notably, this approach achieves the top performance on GREEN, the field's leading clinical evaluation metric</w:t>
+      </w:r>
+      <w:r>
+        <w:t>.</w:t>
+      </w:r>
+      <w:r>
+        <w:t xml:space="preserve"> </w:t>
+      </w:r>
+      <w:r>
+        <w:t xml:space="preserve">The model </w:t>
+      </w:r>
+      <w:r>
+        <w:t>demonstrat</w:t>
+      </w:r>
+      <w:r>
+        <w:t>es</w:t>
+      </w:r>
+      <w:r>
+        <w:t xml:space="preserve"> its superior capability to limit </w:t>
       </w:r>
       <w:r>
         <w:rPr>
           <w:i/>
           <w:iCs/>
         </w:rPr>
-        <w:t>limit clinical hallucinations (false positives)</w:t>
+        <w:t>clinical hallucinations (false positives)</w:t>
       </w:r>
       <w:r>
         <w:t xml:space="preserve"> while maintaining a balanced medical profile.</w:t>
@@ -2011,7 +2031,7 @@
           <w:ilvl w:val="0"/>
           <w:numId w:val="1"/>
         </w:numPr>
-        <w:ind w:left="567"/>
+        <w:ind w:left="924" w:hanging="357"/>
       </w:pPr>
       <w:r>
         <w:t>ResNet-18</w:t>
@@ -2032,7 +2052,40 @@
         <w:t xml:space="preserve"> (top_p=0.1)</w:t>
       </w:r>
       <w:r>
-        <w:t xml:space="preserve"> dominates the foundational semantic alignments. </w:t>
+        <w:t xml:space="preserve"> dominates the foundational semantic alignments.</w:t>
+      </w:r>
+      <w:r>
+        <w:t xml:space="preserve"> </w:t>
+      </w:r>
+      <w:r>
+        <w:t>Remarkably, despite its significantly lower parameter count, this recurrent baseline remains fully competitive with the multi-billion M-LLM framework</w:t>
+      </w:r>
+      <w:r>
+        <w:t>. The model m</w:t>
+      </w:r>
+      <w:r>
+        <w:t>atch</w:t>
+      </w:r>
+      <w:r>
+        <w:t>es</w:t>
+      </w:r>
+      <w:r>
+        <w:t xml:space="preserve"> or even outperform</w:t>
+      </w:r>
+      <w:r>
+        <w:t>s</w:t>
+      </w:r>
+      <w:r>
+        <w:t xml:space="preserve"> the Qwen</w:t>
+      </w:r>
+      <w:r>
+        <w:t> </w:t>
+      </w:r>
+      <w:r>
+        <w:t>3.5 configurations across several key evaluation criteria.</w:t>
+      </w:r>
+      <w:r>
+        <w:t xml:space="preserve"> </w:t>
       </w:r>
       <w:r>
         <w:rPr>
@@ -2076,35 +2129,109 @@
     </w:p>
     <w:p>
       <w:r>
-        <w:t>Regarding the VisionGPT2 transformer, versions 5–7 exhibited inferior performance relative to versions 1–4. This discrepancy is attributable to the selection of the visual encoder. We switched from the "vit_base_patch16_224" model for versions 1–4 to "vit_base_patch32_224" for versions 5–7. Experimental results demonstrate that increasing the visual token granularity via 32</w:t>
+        <w:t>Regarding the VisionGPT2 transformer, versions 5–7 exhibited inferior performance relative to versions 1–4. This discrepancy is attributable to the selection of the visual encoder. We switched from the</w:t>
+      </w:r>
+      <w:r>
+        <w:t xml:space="preserve"> </w:t>
+      </w:r>
+      <w:r>
+        <w:t>ViT backbone with 16×16 patches</w:t>
+      </w:r>
+      <w:r>
+        <w:t xml:space="preserve"> model</w:t>
+      </w:r>
+      <w:r>
+        <w:t xml:space="preserve"> "</w:t>
+      </w:r>
+      <w:r>
+        <w:rPr>
+          <w:rFonts w:ascii="Consolas" w:hAnsi="Consolas"/>
+          <w:sz w:val="24"/>
+          <w:szCs w:val="20"/>
+        </w:rPr>
+        <w:t>vit_base_patch16_224</w:t>
+      </w:r>
+      <w:r>
+        <w:t>"</w:t>
+      </w:r>
+      <w:r>
+        <w:t xml:space="preserve"> for versions 1–4 to</w:t>
+      </w:r>
+      <w:r>
+        <w:t xml:space="preserve"> the ViT backbone with 32</w:t>
       </w:r>
       <w:r>
         <w:t>×</w:t>
       </w:r>
       <w:r>
-        <w:t xml:space="preserve">32 patches </w:t>
-      </w:r>
-      <w:r>
-        <w:t>degrade</w:t>
-      </w:r>
-      <w:r>
-        <w:t xml:space="preserve"> downstream generation quality relative to extracting finer 16×16 patches.</w:t>
-      </w:r>
-    </w:p>
-    <w:p>
-      <w:r>
-        <w:t>To optimize performance in future iterations, integrating advanced alternative image encoders—such as "swinv2_base_window12to16_192to256_22kft1k" or "convnext_base"—should be considered.</w:t>
-      </w:r>
-    </w:p>
-    <w:p>
-      <w:r>
-        <w:t>As expected, the baseline Pre-trained Qwen</w:t>
+        <w:t>32 patches model</w:t>
+      </w:r>
+      <w:r>
+        <w:t xml:space="preserve"> "</w:t>
+      </w:r>
+      <w:r>
+        <w:rPr>
+          <w:rFonts w:ascii="Consolas" w:hAnsi="Consolas"/>
+          <w:sz w:val="24"/>
+          <w:szCs w:val="20"/>
+        </w:rPr>
+        <w:t>vit_base_patch32_224</w:t>
+      </w:r>
+      <w:r>
+        <w:t xml:space="preserve">" for versions 5–7. </w:t>
+      </w:r>
+      <w:r>
+        <w:t>Experimental results demonstrate that larger 32×32 patches degrade downstream generation quality. This happens because finer 16×16 patches capture much better structural details.</w:t>
+      </w:r>
+    </w:p>
+    <w:p>
+      <w:r>
+        <w:t>To optimize performance in future iterations, integrating advanced alternative image encoders—such as "</w:t>
+      </w:r>
+      <w:r>
+        <w:rPr>
+          <w:rFonts w:ascii="Consolas" w:hAnsi="Consolas"/>
+          <w:sz w:val="24"/>
+          <w:szCs w:val="20"/>
+        </w:rPr>
+        <w:t>swinv2_base_window12to16_192to256_22kft1k</w:t>
+      </w:r>
+      <w:r>
+        <w:t>" or "</w:t>
+      </w:r>
+      <w:r>
+        <w:rPr>
+          <w:rFonts w:ascii="Consolas" w:hAnsi="Consolas"/>
+          <w:sz w:val="24"/>
+          <w:szCs w:val="20"/>
+        </w:rPr>
+        <w:t>convnext_base</w:t>
+      </w:r>
+      <w:r>
+        <w:t>"—should be considered.</w:t>
+      </w:r>
+    </w:p>
+    <w:p>
+      <w:r>
+        <w:t xml:space="preserve">As expected, the baseline </w:t>
+      </w:r>
+      <w:r>
+        <w:t>p</w:t>
+      </w:r>
+      <w:r>
+        <w:t>retrained Qwen</w:t>
       </w:r>
       <w:r>
         <w:t> </w:t>
       </w:r>
       <w:r>
-        <w:t xml:space="preserve">3.5 variant yielded </w:t>
+        <w:t xml:space="preserve">3.5 </w:t>
+      </w:r>
+      <w:r>
+        <w:t>version</w:t>
+      </w:r>
+      <w:r>
+        <w:t xml:space="preserve"> yielded </w:t>
       </w:r>
       <w:r>
         <w:rPr>
@@ -2118,7 +2245,7 @@
           <w:i/>
           <w:iCs/>
         </w:rPr>
-        <w:t> </w:t>
+        <w:t xml:space="preserve"> </w:t>
       </w:r>
       <w:r>
         <w:rPr>
@@ -2132,7 +2259,7 @@
           <w:i/>
           <w:iCs/>
         </w:rPr>
-        <w:t> </w:t>
+        <w:t xml:space="preserve"> </w:t>
       </w:r>
       <w:r>
         <w:rPr>
@@ -2142,7 +2269,13 @@
         <w:t>overall scores</w:t>
       </w:r>
       <w:r>
-        <w:t xml:space="preserve"> across clinical criteria. The clear stratification of the color map in Fig.</w:t>
+        <w:t xml:space="preserve"> across clinical criteria.</w:t>
+      </w:r>
+      <w:r>
+        <w:t xml:space="preserve"> </w:t>
+      </w:r>
+      <w:r>
+        <w:t>The clear stratification of the color map in Fig.</w:t>
       </w:r>
       <w:r>
         <w:t> </w:t>
@@ -2166,189 +2299,269 @@
         <w:fldChar w:fldCharType="end"/>
       </w:r>
       <w:r>
-        <w:t xml:space="preserve"> reveals that optimal performance is tightly clustered within specific optimized architectures, while baseline configurations are heavily penalized by domain-specific metrics.</w:t>
+        <w:t xml:space="preserve"> reveals that optimal performance is tightly clustered within specific optimized architectures, while</w:t>
+      </w:r>
+      <w:r>
+        <w:t xml:space="preserve"> universal</w:t>
+      </w:r>
+      <w:r>
+        <w:t xml:space="preserve"> baseline configurations are heavily penalized by domain-specific metrics.</w:t>
       </w:r>
     </w:p>
     <w:p>
       <w:pPr>
         <w:pStyle w:val="Heading2"/>
       </w:pPr>
-      <w:bookmarkStart w:id="8" w:name="_Toc238651179"/>
+      <w:bookmarkStart w:id="8" w:name="_Toc238661653"/>
       <w:r>
         <w:t>Discussion</w:t>
       </w:r>
       <w:bookmarkEnd w:id="8"/>
     </w:p>
     <w:p>
-      <w:r>
-        <w:t>The quantitative evaluation results in Fig.</w:t>
-      </w:r>
-      <w:r>
-        <w:t> </w:t>
-      </w:r>
-      <w:r>
-        <w:fldChar w:fldCharType="begin"/>
-      </w:r>
-      <w:r>
-        <w:instrText xml:space="preserve"> REF pic_Evaluation_results_with_maximum_and_ \h </w:instrText>
-      </w:r>
-      <w:r>
-        <w:fldChar w:fldCharType="separate"/>
-      </w:r>
-      <w:r>
-        <w:rPr>
-          <w:noProof/>
-        </w:rPr>
-        <w:t>1</w:t>
-      </w:r>
-      <w:r>
-        <w:fldChar w:fldCharType="end"/>
-      </w:r>
-      <w:r>
-        <w:t> and </w:t>
-      </w:r>
-      <w:r>
-        <w:fldChar w:fldCharType="begin"/>
-      </w:r>
-      <w:r>
-        <w:instrText xml:space="preserve"> REF pic_Evaluation_results_with_color_map \h </w:instrText>
-      </w:r>
-      <w:r>
-        <w:fldChar w:fldCharType="separate"/>
-      </w:r>
-      <w:r>
-        <w:rPr>
-          <w:noProof/>
-        </w:rPr>
-        <w:t>2</w:t>
-      </w:r>
-      <w:r>
-        <w:fldChar w:fldCharType="end"/>
-      </w:r>
-      <w:r>
-        <w:t xml:space="preserve"> reveal a critical divergence between domain-specific and general-purpose metrics, highlighting that metric selection fundamentally impacts the validation of radiology report generation.</w:t>
-      </w:r>
-    </w:p>
-    <w:p>
-      <w:r>
-        <w:t>Traditional cross-domain semantic metrics (such as Semantic_CosSim and BERTScore_F1) exhibit a severe insensitivity to clinical accuracy; for instance, the baseline Pre-trained Qwen 3.5 model achieves an exceptionally high cross-domain semantic score of 0.924, yet plummets to a near-zero score of 0.074 on GREEN and 0.021 on RadGraph_F1. This sharp contrast empirically validates that surface-level text overlaps and generic embeddings fail to account for medical correctness.</w:t>
-      </w:r>
-    </w:p>
-    <w:p>
-      <w:r>
-        <w:t>Conversely, advanced frameworks like GREEN, RadCliQ_</w:t>
-      </w:r>
-      <w:r>
-        <w:t>I</w:t>
-      </w:r>
-      <w:r>
-        <w:t>nv, and RadGraph_F1 provide the necessary clinical granularity to effectively penalize hallucinations and omissions, demonstrating that a high score on basic language metrics does not guarantee clinical utility.</w:t>
-      </w:r>
-    </w:p>
-    <w:p>
-      <w:r>
-        <w:t xml:space="preserve">A closer analysis of the high diagnostic usefulness tier uncovers a distinct architectural trade-off between the fine-tuned large language models and the lightweight recurrent baselines. The fine-tuned Qwen 3.5 M-LLM (version 05) maximizes its precision profile, achieving the top scores in Bio_BERTScore_F1 (0.895) and Bio_BERTScore_P (0.908). This indicates that the large multi-modal framework operates under a conservative generation constraint, prioritizing tightly </w:t>
-      </w:r>
-      <w:r>
-        <w:lastRenderedPageBreak/>
-        <w:t>bounded and highly precise clinical vocabulary to effectively mitigate false positives. Conversely, the lightweight ResNet-18</w:t>
-      </w:r>
-      <w:r>
-        <w:t> </w:t>
-      </w:r>
-      <w:r>
-        <w:t>+</w:t>
-      </w:r>
-      <w:r>
-        <w:t> </w:t>
-      </w:r>
-      <w:r>
-        <w:t>LSTM</w:t>
-      </w:r>
-      <w:r>
-        <w:t xml:space="preserve"> (top_p=0.1)</w:t>
-      </w:r>
-      <w:r>
-        <w:t xml:space="preserve"> architecture prioritizes a broader clinical recall, securing the absolute highest score in RadGraph_F1 (0.224) and matching the M-LLM in RadCliQ_</w:t>
-      </w:r>
-      <w:r>
-        <w:t>I</w:t>
-      </w:r>
-      <w:r>
-        <w:t>nv (0.315). This recall-heavy dominance suggests that the LSTM framework maximizes entity coverage, making it safer against missing critical acute findings, albeit at the cost of slightly lower precision.</w:t>
-      </w:r>
-    </w:p>
-    <w:p>
-      <w:r>
-        <w:t>From a computational standpoint, the advanced fine-tuning iterations (versions</w:t>
-      </w:r>
-      <w:r>
-        <w:t> </w:t>
-      </w:r>
-      <w:r>
-        <w:t>05 and 06) demonstrate significant performance gains, which correlate with architectural refinements and optimization scaling. The transition to the fused "adamw_torch_fused" optimizer in version</w:t>
-      </w:r>
-      <w:r>
-        <w:t>s</w:t>
-      </w:r>
-      <w:r>
-        <w:t xml:space="preserve"> 05</w:t>
-      </w:r>
-      <w:r>
-        <w:t xml:space="preserve"> and 06</w:t>
-      </w:r>
-      <w:r>
-        <w:t xml:space="preserve"> stabilizes high-parameter convergence but introduces a massive VRAM overhead.</w:t>
-      </w:r>
-      <w:r>
-        <w:t xml:space="preserve"> </w:t>
-      </w:r>
-      <w:r>
-        <w:t>Consequently, version</w:t>
-      </w:r>
-      <w:r>
-        <w:t xml:space="preserve">s </w:t>
-      </w:r>
-      <w:r>
-        <w:t>05</w:t>
-      </w:r>
-      <w:r>
-        <w:t xml:space="preserve"> and 06</w:t>
-      </w:r>
-      <w:r>
-        <w:t xml:space="preserve"> </w:t>
-      </w:r>
-      <w:r>
-        <w:t>are</w:t>
-      </w:r>
-      <w:r>
-        <w:t xml:space="preserve"> prone to Out-of-Memory (OOM) exceptions on the Tesla V100 GPU architecture, thereby necessitating the use of an NVIDIA H800 GPU. However, this introduces hardware constraints, as the H800 infrastructure is continuously allocated to alternative computational workflows</w:t>
-      </w:r>
-      <w:r>
-        <w:t>.</w:t>
-      </w:r>
-    </w:p>
-    <w:p>
-      <w:r>
-        <w:t>The capacity of a lightweight, 20-million parameter ResNet-18</w:t>
-      </w:r>
-      <w:r>
-        <w:t> </w:t>
-      </w:r>
-      <w:r>
-        <w:t>+</w:t>
-      </w:r>
-      <w:r>
-        <w:t> </w:t>
-      </w:r>
-      <w:r>
-        <w:t xml:space="preserve">LSTM model to competitively match or exceed a 4-billion parameter M-LLM on structural metrics like RadGraph_F1 </w:t>
-      </w:r>
-      <w:r>
+      <w:pPr>
         <w:rPr>
           <w:i/>
           <w:iCs/>
         </w:rPr>
+      </w:pPr>
+      <w:r>
+        <w:rPr>
+          <w:i/>
+          <w:iCs/>
+        </w:rPr>
+        <w:t>Clinical vs. General-Purpose Metrics</w:t>
+      </w:r>
+    </w:p>
+    <w:p>
+      <w:r>
+        <w:t>The quantitative evaluation results in Fig.</w:t>
+      </w:r>
+      <w:r>
+        <w:t> </w:t>
+      </w:r>
+      <w:r>
+        <w:fldChar w:fldCharType="begin"/>
+      </w:r>
+      <w:r>
+        <w:instrText xml:space="preserve"> REF pic_Evaluation_results_with_maximum_and_ \h </w:instrText>
+      </w:r>
+      <w:r>
+        <w:fldChar w:fldCharType="separate"/>
+      </w:r>
+      <w:r>
+        <w:rPr>
+          <w:noProof/>
+        </w:rPr>
+        <w:t>1</w:t>
+      </w:r>
+      <w:r>
+        <w:fldChar w:fldCharType="end"/>
+      </w:r>
+      <w:r>
+        <w:t> and </w:t>
+      </w:r>
+      <w:r>
+        <w:fldChar w:fldCharType="begin"/>
+      </w:r>
+      <w:r>
+        <w:instrText xml:space="preserve"> REF pic_Evaluation_results_with_color_map \h </w:instrText>
+      </w:r>
+      <w:r>
+        <w:fldChar w:fldCharType="separate"/>
+      </w:r>
+      <w:r>
+        <w:rPr>
+          <w:noProof/>
+        </w:rPr>
+        <w:t>2</w:t>
+      </w:r>
+      <w:r>
+        <w:fldChar w:fldCharType="end"/>
+      </w:r>
+      <w:r>
+        <w:t xml:space="preserve"> reveal a critical divergence between domain-specific and general-purpose metrics, highlighting that metric selection fundamentally impacts the validation of radiology report generation.</w:t>
+      </w:r>
+    </w:p>
+    <w:p>
+      <w:r>
+        <w:t xml:space="preserve">Traditional cross-domain semantic metrics (such as Semantic_CosSim and BERTScore_F1) exhibit a severe insensitivity to clinical accuracy; for instance, the baseline </w:t>
+      </w:r>
+      <w:r>
+        <w:t>p</w:t>
+      </w:r>
+      <w:r>
+        <w:t>retrained Qwen</w:t>
+      </w:r>
+      <w:r>
+        <w:t> </w:t>
+      </w:r>
+      <w:r>
+        <w:t xml:space="preserve">3.5 model achieves an exceptionally high cross-domain semantic score of 0.924, yet plummets to a near-zero score of 0.074 on GREEN and </w:t>
+      </w:r>
+      <w:r>
+        <w:lastRenderedPageBreak/>
+        <w:t>0.021 on RadGraph_F1. This sharp contrast empirically validates that surface-level text overlaps and generic embeddings fail to account for medical correctness.</w:t>
+      </w:r>
+    </w:p>
+    <w:p>
+      <w:r>
+        <w:t>Conversely, advanced frameworks like GREEN, RadCliQ_</w:t>
+      </w:r>
+      <w:r>
+        <w:t>I</w:t>
+      </w:r>
+      <w:r>
+        <w:t>nv, and RadGraph_F1 provide the necessary clinical granularity to effectively penalize hallucinations and omissions, demonstrating that a high score on basic language metrics does not guarantee clinical utility.</w:t>
+      </w:r>
+    </w:p>
+    <w:p>
+      <w:r>
+        <w:t xml:space="preserve">The role of traditional lexical metrics like BLEU-4 and ROUGE-L is straightforward. At the dataset level, a clear rule emerges: </w:t>
+      </w:r>
+      <w:r>
+        <w:rPr>
+          <w:i/>
+          <w:iCs/>
+        </w:rPr>
+        <w:t>a good model is good everywhere</w:t>
+      </w:r>
+      <w:r>
+        <w:t xml:space="preserve">, scoring high on both advanced and simple metrics. Conversely, </w:t>
+      </w:r>
+      <w:r>
+        <w:rPr>
+          <w:i/>
+          <w:iCs/>
+        </w:rPr>
+        <w:t>a poor model is poor everywhere</w:t>
+      </w:r>
+      <w:r>
+        <w:t>, yielding low indicators across the board. Therefore, while simple metrics are blind to medical nuances in individual reports, they still offer a good rough estimate of text fluency. A higher overall score simply proves that the model has successfully learned the basic language and layout of local radiology reports.</w:t>
+      </w:r>
+    </w:p>
+    <w:p/>
+    <w:p>
+      <w:pPr>
+        <w:rPr>
+          <w:i/>
+          <w:iCs/>
+        </w:rPr>
+      </w:pPr>
+      <w:r>
+        <w:rPr>
+          <w:i/>
+          <w:iCs/>
+        </w:rPr>
+        <w:t>Architectural Trade-offs</w:t>
+      </w:r>
+    </w:p>
+    <w:p>
+      <w:r>
+        <w:t>A closer analysis of the high diagnostic usefulness tier uncovers a distinct architectural trade-off between the fine-tuned large language models and the lightweight recurrent baselines. The fine-tuned Qwen 3.5 M-LLM (version 05) maximizes its precision profile, achieving the top scores in Bio_BERTScore_F1 (0.895) and Bio_BERTScore_P (0.908). This indicates that the large multi-modal framework operates under a conservative generation constraint, prioritizing tightly bounded and highly precise clinical vocabulary to effectively mitigate false positives. Conversely, the lightweight ResNet-18</w:t>
+      </w:r>
+      <w:r>
+        <w:t> </w:t>
+      </w:r>
+      <w:r>
+        <w:t>+</w:t>
+      </w:r>
+      <w:r>
+        <w:t> </w:t>
+      </w:r>
+      <w:r>
+        <w:t>LSTM</w:t>
+      </w:r>
+      <w:r>
+        <w:t xml:space="preserve"> (top_p=0.1)</w:t>
+      </w:r>
+      <w:r>
+        <w:t xml:space="preserve"> architecture prioritizes a broader clinical recall, securing the absolute highest score in RadGraph_F1 (0.224) and matching the M-LLM in RadCliQ_</w:t>
+      </w:r>
+      <w:r>
+        <w:t>I</w:t>
+      </w:r>
+      <w:r>
+        <w:t>nv (0.315). This recall-heavy dominance suggests that the LSTM framework maximizes entity coverage, making it safer against missing critical acute findings, albeit at the cost of slightly lower precision.</w:t>
+      </w:r>
+    </w:p>
+    <w:p>
+      <w:r>
+        <w:t>From a computational standpoint, the advanced fine-tuning iterations (versions</w:t>
+      </w:r>
+      <w:r>
+        <w:t> </w:t>
+      </w:r>
+      <w:r>
+        <w:t>05 and</w:t>
+      </w:r>
+      <w:r>
+        <w:t> </w:t>
+      </w:r>
+      <w:r>
+        <w:t>06) demonstrate significant performance gains, which correlate with architectural refinements and optimization scaling. The transition to the fused "adamw_torch_fused" optimizer in version</w:t>
+      </w:r>
+      <w:r>
+        <w:t>s</w:t>
+      </w:r>
+      <w:r>
+        <w:t xml:space="preserve"> 05</w:t>
+      </w:r>
+      <w:r>
+        <w:t xml:space="preserve"> and 06</w:t>
+      </w:r>
+      <w:r>
+        <w:t xml:space="preserve"> stabilizes high-parameter convergence but introduces a massive VRAM overhead.</w:t>
+      </w:r>
+      <w:r>
+        <w:t xml:space="preserve"> </w:t>
+      </w:r>
+      <w:r>
+        <w:t>Consequently, version</w:t>
+      </w:r>
+      <w:r>
+        <w:t xml:space="preserve">s </w:t>
+      </w:r>
+      <w:r>
+        <w:t>05</w:t>
+      </w:r>
+      <w:r>
+        <w:t xml:space="preserve"> and 06</w:t>
+      </w:r>
+      <w:r>
+        <w:t xml:space="preserve"> </w:t>
+      </w:r>
+      <w:r>
+        <w:t>are</w:t>
+      </w:r>
+      <w:r>
+        <w:t xml:space="preserve"> prone to Out-of-Memory (OOM) exceptions on the Tesla V100 GPU architecture, thereby necessitating the use of an NVIDIA H800 GPU. However, this introduces hardware constraints, as the H800 infrastructure is continuously allocated to alternative computational workflows</w:t>
+      </w:r>
+      <w:r>
+        <w:t>.</w:t>
+      </w:r>
+    </w:p>
+    <w:p>
+      <w:r>
+        <w:t>The capacity of a lightweight, 20-million parameter ResNet-18</w:t>
+      </w:r>
+      <w:r>
+        <w:t> </w:t>
+      </w:r>
+      <w:r>
+        <w:t>+</w:t>
+      </w:r>
+      <w:r>
+        <w:t> </w:t>
+      </w:r>
+      <w:r>
+        <w:t xml:space="preserve">LSTM model to competitively match or exceed a 4-billion parameter M-LLM on structural metrics like RadGraph_F1 </w:t>
+      </w:r>
+      <w:r>
+        <w:rPr>
+          <w:i/>
+          <w:iCs/>
+        </w:rPr>
         <w:t>remains an open research question</w:t>
       </w:r>
       <w:r>
@@ -2357,18 +2570,45 @@
     </w:p>
     <w:p>
       <w:r>
+        <w:lastRenderedPageBreak/>
         <w:t>Finally, because the fine-tuning of the Qwen</w:t>
       </w:r>
       <w:r>
         <w:t> </w:t>
       </w:r>
       <w:r>
-        <w:t>3.5 configurations was concluded over a single epoch, extending the training schedule to a second epoch represents a highly promising pathway for further performance optimization.</w:t>
-      </w:r>
-    </w:p>
-    <w:p>
-      <w:r>
-        <w:t xml:space="preserve">Comparison </w:t>
+        <w:t xml:space="preserve">3.5 configurations was concluded over a single epoch, extending the training schedule to a second epoch represents a </w:t>
+      </w:r>
+      <w:r>
+        <w:rPr>
+          <w:i/>
+          <w:iCs/>
+        </w:rPr>
+        <w:t>highly promising pathway</w:t>
+      </w:r>
+      <w:r>
+        <w:t xml:space="preserve"> for further performance optimization.</w:t>
+      </w:r>
+    </w:p>
+    <w:p/>
+    <w:p>
+      <w:pPr>
+        <w:rPr>
+          <w:i/>
+          <w:iCs/>
+        </w:rPr>
+      </w:pPr>
+      <w:r>
+        <w:rPr>
+          <w:i/>
+          <w:iCs/>
+        </w:rPr>
+        <w:t>Comparison with Global Leaders</w:t>
+      </w:r>
+    </w:p>
+    <w:p>
+      <w:r>
+        <w:t xml:space="preserve">We compared our models with the current state-of-the-art (SOTA) world leaders. This helps to show our performance within the global landscape of medical AI. </w:t>
       </w:r>
       <w:r>
         <w:t>T</w:t>
@@ -2398,16 +2638,10 @@
         <w:fldChar w:fldCharType="end"/>
       </w:r>
       <w:r>
-        <w:t xml:space="preserve"> with the best</w:t>
-      </w:r>
-      <w:r>
-        <w:t xml:space="preserve"> state-of-the-art (SOTA)</w:t>
-      </w:r>
-      <w:r>
-        <w:t xml:space="preserve"> analogues</w:t>
-      </w:r>
-      <w:r>
-        <w:t>.</w:t>
+        <w:t xml:space="preserve"> </w:t>
+      </w:r>
+      <w:r>
+        <w:t>establishes this external benchmark. It maps our best models on the Belarusian dataset against top architectures trained on massive international repositories.</w:t>
       </w:r>
     </w:p>
     <w:p/>
@@ -2418,7 +2652,6 @@
         <w:ind w:firstLine="0"/>
       </w:pPr>
       <w:r>
-        <w:lastRenderedPageBreak/>
         <w:t>Table </w:t>
       </w:r>
       <w:bookmarkStart w:id="9" w:name="tab_External_contextual_benchmark_compar"/>
@@ -2445,25 +2678,7 @@
         <w:t xml:space="preserve"> – </w:t>
       </w:r>
       <w:r>
-        <w:t xml:space="preserve">External </w:t>
-      </w:r>
-      <w:r>
-        <w:t>c</w:t>
-      </w:r>
-      <w:r>
-        <w:t xml:space="preserve">ontextual </w:t>
-      </w:r>
-      <w:r>
-        <w:t>b</w:t>
-      </w:r>
-      <w:r>
-        <w:t xml:space="preserve">enchmark </w:t>
-      </w:r>
-      <w:r>
-        <w:t>c</w:t>
-      </w:r>
-      <w:r>
-        <w:t>omparison</w:t>
+        <w:t>External contextual benchmark comparison against SOTA architectures</w:t>
       </w:r>
     </w:p>
     <w:tbl>
@@ -2477,10 +2692,10 @@
         <w:tblLook w:val="04A0" w:firstRow="1" w:lastRow="0" w:firstColumn="1" w:lastColumn="0" w:noHBand="0" w:noVBand="1"/>
       </w:tblPr>
       <w:tblGrid>
-        <w:gridCol w:w="1794"/>
-        <w:gridCol w:w="2448"/>
-        <w:gridCol w:w="2526"/>
-        <w:gridCol w:w="2860"/>
+        <w:gridCol w:w="1755"/>
+        <w:gridCol w:w="2115"/>
+        <w:gridCol w:w="2673"/>
+        <w:gridCol w:w="3085"/>
       </w:tblGrid>
       <w:tr>
         <w:tc>
@@ -2493,8 +2708,16 @@
               <w:keepLines/>
               <w:ind w:firstLine="0"/>
               <w:jc w:val="center"/>
+              <w:rPr>
+                <w:sz w:val="24"/>
+                <w:szCs w:val="20"/>
+              </w:rPr>
             </w:pPr>
             <w:r>
+              <w:rPr>
+                <w:sz w:val="24"/>
+                <w:szCs w:val="20"/>
+              </w:rPr>
               <w:t>Metric Group</w:t>
             </w:r>
           </w:p>
@@ -2509,8 +2732,16 @@
               <w:keepLines/>
               <w:ind w:firstLine="0"/>
               <w:jc w:val="center"/>
+              <w:rPr>
+                <w:sz w:val="24"/>
+                <w:szCs w:val="20"/>
+              </w:rPr>
             </w:pPr>
             <w:r>
+              <w:rPr>
+                <w:sz w:val="24"/>
+                <w:szCs w:val="20"/>
+              </w:rPr>
               <w:t>Evaluation Metric</w:t>
             </w:r>
           </w:p>
@@ -2525,8 +2756,16 @@
               <w:keepLines/>
               <w:ind w:firstLine="0"/>
               <w:jc w:val="center"/>
+              <w:rPr>
+                <w:sz w:val="24"/>
+                <w:szCs w:val="20"/>
+              </w:rPr>
             </w:pPr>
             <w:r>
+              <w:rPr>
+                <w:sz w:val="24"/>
+                <w:szCs w:val="20"/>
+              </w:rPr>
               <w:t>SOTA World Leader (MIMIC-CXR dataset)</w:t>
             </w:r>
           </w:p>
@@ -2541,8 +2780,16 @@
               <w:keepLines/>
               <w:ind w:firstLine="0"/>
               <w:jc w:val="center"/>
+              <w:rPr>
+                <w:sz w:val="24"/>
+                <w:szCs w:val="20"/>
+              </w:rPr>
             </w:pPr>
             <w:r>
+              <w:rPr>
+                <w:sz w:val="24"/>
+                <w:szCs w:val="20"/>
+              </w:rPr>
               <w:t>Our Best Model Score (Belarusian Screening dataset)</w:t>
             </w:r>
           </w:p>
@@ -2558,8 +2805,16 @@
               <w:keepNext/>
               <w:keepLines/>
               <w:ind w:firstLine="0"/>
+              <w:rPr>
+                <w:sz w:val="24"/>
+                <w:szCs w:val="20"/>
+              </w:rPr>
             </w:pPr>
             <w:r>
+              <w:rPr>
+                <w:sz w:val="24"/>
+                <w:szCs w:val="20"/>
+              </w:rPr>
               <w:t>Clinical Judges</w:t>
             </w:r>
           </w:p>
@@ -2573,8 +2828,16 @@
               <w:keepNext/>
               <w:keepLines/>
               <w:ind w:firstLine="0"/>
+              <w:rPr>
+                <w:sz w:val="24"/>
+                <w:szCs w:val="20"/>
+              </w:rPr>
             </w:pPr>
             <w:r>
+              <w:rPr>
+                <w:sz w:val="24"/>
+                <w:szCs w:val="20"/>
+              </w:rPr>
               <w:t>GREEN Score</w:t>
             </w:r>
           </w:p>
@@ -2589,11 +2852,23 @@
               <w:keepLines/>
               <w:ind w:firstLine="0"/>
               <w:jc w:val="center"/>
+              <w:rPr>
+                <w:sz w:val="24"/>
+                <w:szCs w:val="20"/>
+              </w:rPr>
             </w:pPr>
             <w:r>
+              <w:rPr>
+                <w:sz w:val="24"/>
+                <w:szCs w:val="20"/>
+              </w:rPr>
               <w:t>0.712</w:t>
             </w:r>
             <w:r>
+              <w:rPr>
+                <w:sz w:val="24"/>
+                <w:szCs w:val="20"/>
+              </w:rPr>
               <w:br/>
               <w:t>(UniRG-CXR-2026)</w:t>
             </w:r>
@@ -2604,6 +2879,10 @@
               <w:keepLines/>
               <w:ind w:firstLine="0"/>
               <w:jc w:val="center"/>
+              <w:rPr>
+                <w:sz w:val="24"/>
+                <w:szCs w:val="20"/>
+              </w:rPr>
             </w:pPr>
           </w:p>
           <w:p>
@@ -2612,11 +2891,23 @@
               <w:keepLines/>
               <w:ind w:firstLine="0"/>
               <w:jc w:val="center"/>
+              <w:rPr>
+                <w:sz w:val="24"/>
+                <w:szCs w:val="20"/>
+              </w:rPr>
             </w:pPr>
             <w:r>
+              <w:rPr>
+                <w:sz w:val="24"/>
+                <w:szCs w:val="20"/>
+              </w:rPr>
               <w:t>0.678</w:t>
             </w:r>
             <w:r>
+              <w:rPr>
+                <w:sz w:val="24"/>
+                <w:szCs w:val="20"/>
+              </w:rPr>
               <w:br/>
               <w:t>(RadAlign-2025)</w:t>
             </w:r>
@@ -2632,11 +2923,23 @@
               <w:keepLines/>
               <w:ind w:firstLine="0"/>
               <w:jc w:val="center"/>
+              <w:rPr>
+                <w:sz w:val="24"/>
+                <w:szCs w:val="20"/>
+              </w:rPr>
             </w:pPr>
             <w:r>
+              <w:rPr>
+                <w:sz w:val="24"/>
+                <w:szCs w:val="20"/>
+              </w:rPr>
               <w:t>0.296</w:t>
             </w:r>
             <w:r>
+              <w:rPr>
+                <w:sz w:val="24"/>
+                <w:szCs w:val="20"/>
+              </w:rPr>
               <w:br/>
               <w:t>(Qwen 3.5 v05)</w:t>
             </w:r>
@@ -2653,8 +2956,16 @@
               <w:keepNext/>
               <w:keepLines/>
               <w:ind w:firstLine="0"/>
+              <w:rPr>
+                <w:sz w:val="24"/>
+                <w:szCs w:val="20"/>
+              </w:rPr>
             </w:pPr>
             <w:r>
+              <w:rPr>
+                <w:sz w:val="24"/>
+                <w:szCs w:val="20"/>
+              </w:rPr>
               <w:t>Graph-Based Alignment</w:t>
             </w:r>
           </w:p>
@@ -2668,8 +2979,16 @@
               <w:keepNext/>
               <w:keepLines/>
               <w:ind w:firstLine="0"/>
+              <w:rPr>
+                <w:sz w:val="24"/>
+                <w:szCs w:val="20"/>
+              </w:rPr>
             </w:pPr>
             <w:r>
+              <w:rPr>
+                <w:sz w:val="24"/>
+                <w:szCs w:val="20"/>
+              </w:rPr>
               <w:t>RadGraph_F1</w:t>
             </w:r>
           </w:p>
@@ -2684,11 +3003,23 @@
               <w:keepLines/>
               <w:ind w:firstLine="0"/>
               <w:jc w:val="center"/>
+              <w:rPr>
+                <w:sz w:val="24"/>
+                <w:szCs w:val="20"/>
+              </w:rPr>
             </w:pPr>
             <w:r>
+              <w:rPr>
+                <w:sz w:val="24"/>
+                <w:szCs w:val="20"/>
+              </w:rPr>
               <w:t>0.485</w:t>
             </w:r>
             <w:r>
+              <w:rPr>
+                <w:sz w:val="24"/>
+                <w:szCs w:val="20"/>
+              </w:rPr>
               <w:br/>
               <w:t>(MedVersa-2026)</w:t>
             </w:r>
@@ -2699,6 +3030,10 @@
               <w:keepLines/>
               <w:ind w:firstLine="0"/>
               <w:jc w:val="center"/>
+              <w:rPr>
+                <w:sz w:val="24"/>
+                <w:szCs w:val="20"/>
+              </w:rPr>
             </w:pPr>
           </w:p>
           <w:p>
@@ -2707,11 +3042,23 @@
               <w:keepLines/>
               <w:ind w:firstLine="0"/>
               <w:jc w:val="center"/>
+              <w:rPr>
+                <w:sz w:val="24"/>
+                <w:szCs w:val="20"/>
+              </w:rPr>
             </w:pPr>
             <w:r>
+              <w:rPr>
+                <w:sz w:val="24"/>
+                <w:szCs w:val="20"/>
+              </w:rPr>
               <w:t>0.418</w:t>
             </w:r>
             <w:r>
+              <w:rPr>
+                <w:sz w:val="24"/>
+                <w:szCs w:val="20"/>
+              </w:rPr>
               <w:br/>
               <w:t>(Hybrid Graph Net)</w:t>
             </w:r>
@@ -2727,24 +3074,52 @@
               <w:keepLines/>
               <w:ind w:firstLine="0"/>
               <w:jc w:val="center"/>
+              <w:rPr>
+                <w:sz w:val="24"/>
+                <w:szCs w:val="20"/>
+              </w:rPr>
             </w:pPr>
             <w:r>
+              <w:rPr>
+                <w:sz w:val="24"/>
+                <w:szCs w:val="20"/>
+              </w:rPr>
               <w:t>0.224</w:t>
             </w:r>
             <w:r>
+              <w:rPr>
+                <w:sz w:val="24"/>
+                <w:szCs w:val="20"/>
+              </w:rPr>
               <w:br/>
               <w:t>(ResNet-18</w:t>
             </w:r>
             <w:r>
+              <w:rPr>
+                <w:sz w:val="24"/>
+                <w:szCs w:val="20"/>
+              </w:rPr>
               <w:t> </w:t>
             </w:r>
             <w:r>
+              <w:rPr>
+                <w:sz w:val="24"/>
+                <w:szCs w:val="20"/>
+              </w:rPr>
               <w:t>+</w:t>
             </w:r>
             <w:r>
+              <w:rPr>
+                <w:sz w:val="24"/>
+                <w:szCs w:val="20"/>
+              </w:rPr>
               <w:t> </w:t>
             </w:r>
             <w:r>
+              <w:rPr>
+                <w:sz w:val="24"/>
+                <w:szCs w:val="20"/>
+              </w:rPr>
               <w:t>LSTM)</w:t>
             </w:r>
           </w:p>
@@ -2760,8 +3135,16 @@
               <w:keepNext/>
               <w:keepLines/>
               <w:ind w:firstLine="0"/>
+              <w:rPr>
+                <w:sz w:val="24"/>
+                <w:szCs w:val="20"/>
+              </w:rPr>
             </w:pPr>
             <w:r>
+              <w:rPr>
+                <w:sz w:val="24"/>
+                <w:szCs w:val="20"/>
+              </w:rPr>
               <w:t>Domain Semantics</w:t>
             </w:r>
           </w:p>
@@ -2775,8 +3158,16 @@
               <w:keepNext/>
               <w:keepLines/>
               <w:ind w:firstLine="0"/>
+              <w:rPr>
+                <w:sz w:val="24"/>
+                <w:szCs w:val="20"/>
+              </w:rPr>
             </w:pPr>
             <w:r>
+              <w:rPr>
+                <w:sz w:val="24"/>
+                <w:szCs w:val="20"/>
+              </w:rPr>
               <w:t>Bio_BERTScore_F1</w:t>
             </w:r>
           </w:p>
@@ -2791,11 +3182,23 @@
               <w:keepLines/>
               <w:ind w:firstLine="0"/>
               <w:jc w:val="center"/>
+              <w:rPr>
+                <w:sz w:val="24"/>
+                <w:szCs w:val="20"/>
+              </w:rPr>
             </w:pPr>
             <w:r>
+              <w:rPr>
+                <w:sz w:val="24"/>
+                <w:szCs w:val="20"/>
+              </w:rPr>
               <w:t>0.912</w:t>
             </w:r>
             <w:r>
+              <w:rPr>
+                <w:sz w:val="24"/>
+                <w:szCs w:val="20"/>
+              </w:rPr>
               <w:br/>
               <w:t>(EviAgent-2026)</w:t>
             </w:r>
@@ -2811,11 +3214,23 @@
               <w:keepLines/>
               <w:ind w:firstLine="0"/>
               <w:jc w:val="center"/>
+              <w:rPr>
+                <w:sz w:val="24"/>
+                <w:szCs w:val="20"/>
+              </w:rPr>
             </w:pPr>
             <w:r>
+              <w:rPr>
+                <w:sz w:val="24"/>
+                <w:szCs w:val="20"/>
+              </w:rPr>
               <w:t>0.895</w:t>
             </w:r>
             <w:r>
+              <w:rPr>
+                <w:sz w:val="24"/>
+                <w:szCs w:val="20"/>
+              </w:rPr>
               <w:br/>
               <w:t>(Qwen 3.5 v05)</w:t>
             </w:r>
@@ -2832,8 +3247,16 @@
               <w:keepNext/>
               <w:keepLines/>
               <w:ind w:firstLine="0"/>
+              <w:rPr>
+                <w:sz w:val="24"/>
+                <w:szCs w:val="20"/>
+              </w:rPr>
             </w:pPr>
             <w:r>
+              <w:rPr>
+                <w:sz w:val="24"/>
+                <w:szCs w:val="20"/>
+              </w:rPr>
               <w:t>Traditional NLG</w:t>
             </w:r>
           </w:p>
@@ -2847,8 +3270,16 @@
               <w:keepNext/>
               <w:keepLines/>
               <w:ind w:firstLine="0"/>
+              <w:rPr>
+                <w:sz w:val="24"/>
+                <w:szCs w:val="20"/>
+              </w:rPr>
             </w:pPr>
             <w:r>
+              <w:rPr>
+                <w:sz w:val="24"/>
+                <w:szCs w:val="20"/>
+              </w:rPr>
               <w:t>BLEU-4</w:t>
             </w:r>
           </w:p>
@@ -2863,11 +3294,23 @@
               <w:keepLines/>
               <w:ind w:firstLine="0"/>
               <w:jc w:val="center"/>
+              <w:rPr>
+                <w:sz w:val="24"/>
+                <w:szCs w:val="20"/>
+              </w:rPr>
             </w:pPr>
             <w:r>
+              <w:rPr>
+                <w:sz w:val="24"/>
+                <w:szCs w:val="20"/>
+              </w:rPr>
               <w:t>0.185</w:t>
             </w:r>
             <w:r>
+              <w:rPr>
+                <w:sz w:val="24"/>
+                <w:szCs w:val="20"/>
+              </w:rPr>
               <w:br/>
               <w:t>(IU-Xray SOTA)</w:t>
             </w:r>
@@ -2883,24 +3326,52 @@
               <w:keepLines/>
               <w:ind w:firstLine="0"/>
               <w:jc w:val="center"/>
+              <w:rPr>
+                <w:sz w:val="24"/>
+                <w:szCs w:val="20"/>
+              </w:rPr>
             </w:pPr>
             <w:r>
+              <w:rPr>
+                <w:sz w:val="24"/>
+                <w:szCs w:val="20"/>
+              </w:rPr>
               <w:t>0.124</w:t>
             </w:r>
             <w:r>
+              <w:rPr>
+                <w:sz w:val="24"/>
+                <w:szCs w:val="20"/>
+              </w:rPr>
               <w:br/>
               <w:t>(ResNet-18</w:t>
             </w:r>
             <w:r>
+              <w:rPr>
+                <w:sz w:val="24"/>
+                <w:szCs w:val="20"/>
+              </w:rPr>
               <w:t> </w:t>
             </w:r>
             <w:r>
+              <w:rPr>
+                <w:sz w:val="24"/>
+                <w:szCs w:val="20"/>
+              </w:rPr>
               <w:t>+</w:t>
             </w:r>
             <w:r>
+              <w:rPr>
+                <w:sz w:val="24"/>
+                <w:szCs w:val="20"/>
+              </w:rPr>
               <w:t> </w:t>
             </w:r>
             <w:r>
+              <w:rPr>
+                <w:sz w:val="24"/>
+                <w:szCs w:val="20"/>
+              </w:rPr>
               <w:t>LSTM)</w:t>
             </w:r>
           </w:p>
@@ -2910,7 +3381,43 @@
     <w:p/>
     <w:p>
       <w:r>
-        <w:t xml:space="preserve">SOTA models use </w:t>
+        <w:t xml:space="preserve">As indicated in </w:t>
+      </w:r>
+      <w:r>
+        <w:t>T</w:t>
+      </w:r>
+      <w:r>
+        <w:t>able</w:t>
+      </w:r>
+      <w:r>
+        <w:t> </w:t>
+      </w:r>
+      <w:r>
+        <w:fldChar w:fldCharType="begin"/>
+      </w:r>
+      <w:r>
+        <w:instrText xml:space="preserve"> REF tab_External_contextual_benchmark_compar \h </w:instrText>
+      </w:r>
+      <w:r>
+        <w:fldChar w:fldCharType="separate"/>
+      </w:r>
+      <w:r>
+        <w:rPr>
+          <w:noProof/>
+        </w:rPr>
+        <w:t>1</w:t>
+      </w:r>
+      <w:r>
+        <w:fldChar w:fldCharType="end"/>
+      </w:r>
+      <w:r>
+        <w:t xml:space="preserve">, global </w:t>
+      </w:r>
+      <w:r>
+        <w:t>SOTA</w:t>
+      </w:r>
+      <w:r>
+        <w:t xml:space="preserve"> models use </w:t>
       </w:r>
       <w:r>
         <w:rPr>
@@ -2920,16 +3427,7 @@
         <w:t>multi-billion parameter multi-modal agents</w:t>
       </w:r>
       <w:r>
-        <w:t xml:space="preserve"> trained on massive multi-institutional datasets like MIMIC-CXR and CheXpert</w:t>
-      </w:r>
-      <w:r>
-        <w:t>.</w:t>
-      </w:r>
-      <w:r>
-        <w:t xml:space="preserve"> </w:t>
-      </w:r>
-      <w:r>
-        <w:t xml:space="preserve">Our current models meet or exceed the </w:t>
+        <w:t xml:space="preserve"> trained on massive, multi-institutional datasets such as MIMIC-CXR and CheXpert. Our current models meet or exceed the </w:t>
       </w:r>
       <w:r>
         <w:rPr>
@@ -2939,26 +3437,102 @@
         <w:t>early 2024 baseline standards</w:t>
       </w:r>
       <w:r>
-        <w:t>, but not the current ones.</w:t>
-      </w:r>
-      <w:r>
-        <w:t xml:space="preserve"> </w:t>
-      </w:r>
-      <w:r>
-        <w:t xml:space="preserve">However, our models are much smaller and </w:t>
-      </w:r>
-      <w:r>
-        <w:t>definitely</w:t>
-      </w:r>
-      <w:r>
-        <w:t xml:space="preserve"> cheaper to obtain.</w:t>
+        <w:t>, but do not match the latest 2026 benchmarks.</w:t>
+      </w:r>
+    </w:p>
+    <w:p>
+      <w:r>
+        <w:t xml:space="preserve">However, our models are </w:t>
+      </w:r>
+      <w:r>
+        <w:rPr>
+          <w:i/>
+          <w:iCs/>
+        </w:rPr>
+        <w:t>much smaller</w:t>
+      </w:r>
+      <w:r>
+        <w:t xml:space="preserve"> and </w:t>
+      </w:r>
+      <w:r>
+        <w:rPr>
+          <w:i/>
+          <w:iCs/>
+        </w:rPr>
+        <w:t>definitely cheaper</w:t>
+      </w:r>
+      <w:r>
+        <w:t xml:space="preserve"> to obtain.</w:t>
+      </w:r>
+    </w:p>
+    <w:p>
+      <w:r>
+        <w:t xml:space="preserve">The </w:t>
+      </w:r>
+      <w:r>
+        <w:t>global leaders</w:t>
+      </w:r>
+      <w:r>
+        <w:t xml:space="preserve"> require massive computing clusters (such as 24 NVIDIA A100</w:t>
+      </w:r>
+      <w:r>
+        <w:t xml:space="preserve">, see URL </w:t>
+      </w:r>
+      <w:hyperlink r:id="rId14" w:history="1">
+        <w:r>
+          <w:rPr>
+            <w:rStyle w:val="Hyperlink"/>
+          </w:rPr>
+          <w:t>https://arxiv.org/pdf/2405.07988</w:t>
+        </w:r>
+      </w:hyperlink>
+      <w:r>
+        <w:t xml:space="preserve">) and cost tens of thousands of dollars to train. </w:t>
+      </w:r>
+      <w:r>
+        <w:t>In contrast, our architectures are highly resource-efficient and drastically cheaper to obtain.</w:t>
+      </w:r>
+      <w:r>
+        <w:t xml:space="preserve"> The entire training pipeline was executed on a </w:t>
+      </w:r>
+      <w:r>
+        <w:rPr>
+          <w:i/>
+          <w:iCs/>
+        </w:rPr>
+        <w:t>single NVIDIA V100 GPU</w:t>
+      </w:r>
+      <w:r>
+        <w:t xml:space="preserve"> for standard baselines</w:t>
+      </w:r>
+      <w:r>
+        <w:t xml:space="preserve">, </w:t>
+      </w:r>
+      <w:r>
+        <w:t xml:space="preserve">utilizing a </w:t>
+      </w:r>
+      <w:r>
+        <w:rPr>
+          <w:i/>
+          <w:iCs/>
+        </w:rPr>
+        <w:t>single NVIDIA H800 GPU</w:t>
+      </w:r>
+      <w:r>
+        <w:t xml:space="preserve"> just a couple of times for the advanced fine-tuning iterations. This massive difference in hardware dependency</w:t>
+      </w:r>
+      <w:r>
+        <w:t xml:space="preserve"> and training cost</w:t>
+      </w:r>
+      <w:r>
+        <w:t xml:space="preserve"> proves that localized, domain-specific optimization can yield high clinical fidelity at a fraction of the global infrastructure cost.</w:t>
       </w:r>
     </w:p>
     <w:p>
       <w:pPr>
         <w:pStyle w:val="Heading2"/>
       </w:pPr>
-      <w:bookmarkStart w:id="10" w:name="_Toc238651180"/>
+      <w:bookmarkStart w:id="10" w:name="_Toc238661654"/>
       <w:r>
         <w:t>Conclusions</w:t>
       </w:r>
@@ -2966,13 +3540,18 @@
     </w:p>
     <w:p>
       <w:r>
-        <w:t>While the concise format of the Belarusian dataset keeps absolute scores lower than large global benchmarks, our models still generate highly accurate clinical reports. The results prove that fine-tuned M-LLMs offer the best localized precision, but lightweight recurrent baselines can match them in structural alignment when text patterns are highly uniform.</w:t>
-      </w:r>
-    </w:p>
+        <w:t xml:space="preserve">This study demonstrates that while the Belarusian screening dataset yields lower absolute metrics than global benchmarks, domain-specific fine-tuning provides high clinical accuracy at a fraction of infrastructure costs. The results prove that fine-tuned </w:t>
+      </w:r>
+      <w:r>
+        <w:lastRenderedPageBreak/>
+        <w:t>M-LLMs offer superior precision, while lightweight recurrent models successfully match them in structural quality due to the highly standardized nature of local medical reports.</w:t>
+      </w:r>
+    </w:p>
+    <w:p/>
     <w:p/>
     <w:sectPr>
-      <w:footerReference w:type="default" r:id="rId14"/>
-      <w:footerReference w:type="first" r:id="rId15"/>
+      <w:footerReference w:type="default" r:id="rId15"/>
+      <w:footerReference w:type="first" r:id="rId16"/>
       <w:pgSz w:w="11906" w:h="16838" w:code="9"/>
       <w:pgMar w:top="1134" w:right="567" w:bottom="1134" w:left="1701" w:header="567" w:footer="567" w:gutter="0"/>
       <w:cols w:space="720"/>
@@ -4324,6 +4903,44 @@
       <w:u w:val="single"/>
     </w:rPr>
   </w:style>
+  <w:style w:type="paragraph" w:styleId="Title">
+    <w:name w:val="Title"/>
+    <w:basedOn w:val="Normal"/>
+    <w:next w:val="Normal"/>
+    <w:link w:val="TitleChar"/>
+    <w:uiPriority w:val="10"/>
+    <w:qFormat/>
+    <w:rsid w:val="007C763E"/>
+    <w:pPr>
+      <w:ind w:firstLine="0"/>
+      <w:contextualSpacing/>
+      <w:jc w:val="center"/>
+    </w:pPr>
+    <w:rPr>
+      <w:rFonts w:eastAsiaTheme="majorEastAsia" w:cstheme="majorBidi"/>
+      <w:b/>
+      <w:spacing w:val="-10"/>
+      <w:kern w:val="28"/>
+      <w:sz w:val="32"/>
+      <w:szCs w:val="56"/>
+    </w:rPr>
+  </w:style>
+  <w:style w:type="character" w:customStyle="1" w:styleId="TitleChar">
+    <w:name w:val="Title Char"/>
+    <w:basedOn w:val="DefaultParagraphFont"/>
+    <w:link w:val="Title"/>
+    <w:uiPriority w:val="10"/>
+    <w:rsid w:val="007C763E"/>
+    <w:rPr>
+      <w:rFonts w:ascii="Times New Roman" w:eastAsiaTheme="majorEastAsia" w:hAnsi="Times New Roman" w:cstheme="majorBidi"/>
+      <w:b/>
+      <w:spacing w:val="-10"/>
+      <w:kern w:val="28"/>
+      <w:sz w:val="32"/>
+      <w:szCs w:val="56"/>
+      <w:lang w:val="en-US" w:eastAsia="ru-RU"/>
+    </w:rPr>
+  </w:style>
 </w:styles>
 </file>
 
